--- a/resources/work-order-template-kompally.docx
+++ b/resources/work-order-template-kompally.docx
@@ -102,7 +102,7 @@
     <w:p>
       <w:pPr>
         <w:tabs>
-          <w:tab w:val="left" w:pos="380"/>
+          <w:tab w:val="right" w:pos="9026"/>
         </w:tabs>
         <w:rPr>
           <w:rFonts w:ascii="Book Antiqua" w:hAnsi="Book Antiqua"/>
@@ -126,7 +126,7 @@
           <w:szCs w:val="22"/>
           <w:u w:val="single"/>
         </w:rPr>
-        <w:t xml:space="preserve">{{CNO}}/{{ZoneAbbr}}/{{Corporation}}/{{Financialyear}}Dated:{{Agreement date}}</w:t>
+        <w:t xml:space="preserve">{{CNO}}/{{ZoneAbbr}}/{{Corporation}}/{{Financialyear}}</w:t>
       </w:r>
       <w:r>
         <w:rPr>
@@ -135,7 +135,8 @@
           <w:szCs w:val="22"/>
           <w:u w:val="single"/>
         </w:rPr>
-        <w:t xml:space="preserve"/>
+        <w:tab/>
+        <w:t xml:space="preserve">Dated:{{Agreement date}}</w:t>
       </w:r>
       <w:r>
         <w:rPr>
@@ -189,31 +190,7 @@
           <w:szCs w:val="22"/>
           <w:u w:val="single"/>
         </w:rPr>
-        <w:tab/>
-      </w:r>
-      <w:r>
-        <w:rPr>
-          <w:rFonts w:ascii="Book Antiqua" w:hAnsi="Book Antiqua"/>
-          <w:sz w:val="22"/>
-          <w:szCs w:val="22"/>
-        </w:rPr>
-        <w:tab/>
-      </w:r>
-      <w:r>
-        <w:rPr>
-          <w:rFonts w:ascii="Book Antiqua" w:hAnsi="Book Antiqua"/>
-          <w:sz w:val="22"/>
-          <w:szCs w:val="22"/>
-        </w:rPr>
-        <w:tab/>
-      </w:r>
-      <w:r>
-        <w:rPr>
-          <w:rFonts w:ascii="Book Antiqua" w:hAnsi="Book Antiqua"/>
-          <w:sz w:val="22"/>
-          <w:szCs w:val="22"/>
-        </w:rPr>
-        <w:tab/>
+        <w:t xml:space="preserve"/>
       </w:r>
       <w:r>
         <w:rPr>
@@ -1226,16 +1203,6 @@
           <w:szCs w:val="22"/>
         </w:rPr>
         <w:t>EXECUTIVE ENGINEER</w:t>
-      </w:r>
-      <w:r>
-        <w:rPr>
-          <w:rFonts w:ascii="Book Antiqua" w:hAnsi="Book Antiqua"/>
-          <w:b/>
-          <w:bCs/>
-          <w:sz w:val="22"/>
-          <w:szCs w:val="22"/>
-        </w:rPr>
-        <w:t>-II</w:t>
       </w:r>
     </w:p>
     <w:p>

--- a/resources/work-order-template-kompally.docx
+++ b/resources/work-order-template-kompally.docx
@@ -133,7 +133,6 @@
           <w:rFonts w:ascii="Book Antiqua" w:hAnsi="Book Antiqua"/>
           <w:sz w:val="22"/>
           <w:szCs w:val="22"/>
-          <w:u w:val="single"/>
         </w:rPr>
         <w:tab/>
         <w:t xml:space="preserve">Dated:{{Agreement date}}</w:t>
